--- a/lb3/report.docx
+++ b/lb3/report.docx
@@ -314,19 +314,7 @@
         <w:rPr>
           <w:sz w:val="28"/>
         </w:rPr>
-        <w:t xml:space="preserve">Тема: </w:t>
-      </w:r>
-      <w:r>
-        <w:rPr>
-          <w:sz w:val="28"/>
-        </w:rPr>
-        <w:t>М</w:t>
-      </w:r>
-      <w:r>
-        <w:rPr>
-          <w:sz w:val="28"/>
-        </w:rPr>
-        <w:t>етод нечеткой кластеризации с-средних</w:t>
+        <w:t>Тема: Метод нечеткой кластеризации с-средних</w:t>
       </w:r>
     </w:p>
     <w:p>
@@ -726,21 +714,7 @@
           <w:b w:val="false"/>
           <w:sz w:val="28"/>
         </w:rPr>
-        <w:t xml:space="preserve">Реализация метода нечеткой кластеризации с-средних с использованием </w:t>
-      </w:r>
-      <w:r>
-        <w:rPr>
-          <w:b w:val="false"/>
-          <w:sz w:val="28"/>
-        </w:rPr>
-        <w:t>природных временных рядов</w:t>
-      </w:r>
-      <w:r>
-        <w:rPr>
-          <w:b w:val="false"/>
-          <w:sz w:val="28"/>
-        </w:rPr>
-        <w:t>.</w:t>
+        <w:t>Реализация метода нечеткой кластеризации с-средних с использованием природных временных рядов.</w:t>
       </w:r>
     </w:p>
     <w:p>
@@ -937,7 +911,7 @@
           <w:b w:val="false"/>
           <w:sz w:val="28"/>
         </w:rPr>
-        <w:t>Работа выполнялась на языке Python: numpy и pandas для обработки данных, matplotlib для визуализации, нечеткая кластеризация — функцией cmeans пакета scikit-fuzzy. Исходный код см. в приложении А.</w:t>
+        <w:t>Работа выполнялась на языке Python: numpy и pandas для обработки данных, matplotlib для визуализации. Исходный код см. в приложении А.</w:t>
       </w:r>
     </w:p>
     <w:p>
@@ -953,84 +927,7 @@
           <w:b w:val="false"/>
           <w:sz w:val="28"/>
         </w:rPr>
-        <w:t xml:space="preserve">Данные станции Туле (THUL) скачаны с одноминутным разрешением. По </w:t>
-      </w:r>
-      <w:r>
-        <w:rPr>
-          <w:b w:val="false"/>
-          <w:sz w:val="28"/>
-        </w:rPr>
-        <w:t>таблице</w:t>
-      </w:r>
-      <w:r>
-        <w:rPr>
-          <w:b w:val="false"/>
-          <w:sz w:val="28"/>
-        </w:rPr>
-        <w:t xml:space="preserve"> </w:t>
-      </w:r>
-      <w:r>
-        <w:rPr>
-          <w:b w:val="false"/>
-          <w:sz w:val="28"/>
-        </w:rPr>
-        <w:t xml:space="preserve">из условия лабораторной работы </w:t>
-      </w:r>
-      <w:r>
-        <w:rPr>
-          <w:b w:val="false"/>
-          <w:sz w:val="28"/>
-        </w:rPr>
-        <w:t>отобраны 4</w:t>
-      </w:r>
-      <w:r>
-        <w:rPr>
-          <w:b w:val="false"/>
-          <w:sz w:val="28"/>
-        </w:rPr>
-        <w:t>5</w:t>
-      </w:r>
-      <w:r>
-        <w:rPr>
-          <w:b w:val="false"/>
-          <w:sz w:val="28"/>
-        </w:rPr>
-        <w:t xml:space="preserve"> спокойных </w:t>
-      </w:r>
-      <w:r>
-        <w:rPr>
-          <w:b w:val="false"/>
-          <w:sz w:val="28"/>
-        </w:rPr>
-        <w:t xml:space="preserve">суток </w:t>
-      </w:r>
-      <w:r>
-        <w:rPr>
-          <w:b w:val="false"/>
-          <w:sz w:val="28"/>
-        </w:rPr>
-        <w:t>(44 с удалением повтора)</w:t>
-      </w:r>
-      <w:r>
-        <w:rPr>
-          <w:b w:val="false"/>
-          <w:sz w:val="28"/>
-        </w:rPr>
-        <w:t xml:space="preserve"> и 45 суток </w:t>
-      </w:r>
-      <w:r>
-        <w:rPr>
-          <w:b w:val="false"/>
-          <w:sz w:val="28"/>
-        </w:rPr>
-        <w:t>с магнитными бурями</w:t>
-      </w:r>
-      <w:r>
-        <w:rPr>
-          <w:b w:val="false"/>
-          <w:sz w:val="28"/>
-        </w:rPr>
-        <w:t>. Каждые сутки представляют собой временной ряд из 1440 отсчётов.</w:t>
+        <w:t>Данные станции Туле (THUL) скачаны с одноминутным разрешением. По таблице из условия лабораторной работы отобраны 45 спокойных суток (44 с удалением повтора) и 45 суток с магнитными бурями. Каждые сутки представляют собой временной ряд из 1440 отсчётов.</w:t>
       </w:r>
     </w:p>
     <w:p>
@@ -1046,49 +943,7 @@
           <w:b w:val="false"/>
           <w:sz w:val="28"/>
         </w:rPr>
-        <w:t>Пропуски в рядах заполня</w:t>
-      </w:r>
-      <w:r>
-        <w:rPr>
-          <w:b w:val="false"/>
-          <w:sz w:val="28"/>
-        </w:rPr>
-        <w:t>ются</w:t>
-      </w:r>
-      <w:r>
-        <w:rPr>
-          <w:b w:val="false"/>
-          <w:sz w:val="28"/>
-        </w:rPr>
-        <w:t xml:space="preserve"> медианным значением соответствующего ряда: ряд переиндексир</w:t>
-      </w:r>
-      <w:r>
-        <w:rPr>
-          <w:b w:val="false"/>
-          <w:sz w:val="28"/>
-        </w:rPr>
-        <w:t>уется</w:t>
-      </w:r>
-      <w:r>
-        <w:rPr>
-          <w:b w:val="false"/>
-          <w:sz w:val="28"/>
-        </w:rPr>
-        <w:t>на полную сетку минут, недостающие отсчёты заменя</w:t>
-      </w:r>
-      <w:r>
-        <w:rPr>
-          <w:b w:val="false"/>
-          <w:sz w:val="28"/>
-        </w:rPr>
-        <w:t>ются</w:t>
-      </w:r>
-      <w:r>
-        <w:rPr>
-          <w:b w:val="false"/>
-          <w:sz w:val="28"/>
-        </w:rPr>
-        <w:t xml:space="preserve"> на медиану.</w:t>
+        <w:t>Пропуски в рядах заполняются медианным значением соответствующего ряда: ряд переиндексируетсяна полную сетку минут, недостающие отсчёты заменяются на медиану.</w:t>
       </w:r>
     </w:p>
     <w:p>
@@ -1104,63 +959,7 @@
           <w:b w:val="false"/>
           <w:sz w:val="28"/>
         </w:rPr>
-        <w:t>Каждый суточный ряд преобразов</w:t>
-      </w:r>
-      <w:r>
-        <w:rPr>
-          <w:b w:val="false"/>
-          <w:sz w:val="28"/>
-        </w:rPr>
-        <w:t>ывается</w:t>
-      </w:r>
-      <w:r>
-        <w:rPr>
-          <w:b w:val="false"/>
-          <w:sz w:val="28"/>
-        </w:rPr>
-        <w:t xml:space="preserve"> в вектор из 10 признаков: среднее значение, стандартное отклонение, </w:t>
-      </w:r>
-      <w:r>
-        <w:rPr>
-          <w:b w:val="false"/>
-          <w:sz w:val="28"/>
-        </w:rPr>
-        <w:t>амплитуда (max - min)</w:t>
-      </w:r>
-      <w:r>
-        <w:rPr>
-          <w:b w:val="false"/>
-          <w:sz w:val="28"/>
-        </w:rPr>
-        <w:t xml:space="preserve">, медиана, минимум, максимум, 25-й и 75-й </w:t>
-      </w:r>
-      <w:r>
-        <w:rPr>
-          <w:b w:val="false"/>
-          <w:sz w:val="28"/>
-        </w:rPr>
-        <w:t>процентили</w:t>
-      </w:r>
-      <w:r>
-        <w:rPr>
-          <w:b w:val="false"/>
-          <w:sz w:val="28"/>
-        </w:rPr>
-        <w:t xml:space="preserve">, 1-й и 99-й </w:t>
-      </w:r>
-      <w:r>
-        <w:rPr>
-          <w:b w:val="false"/>
-          <w:sz w:val="28"/>
-        </w:rPr>
-        <w:t>процентили</w:t>
-      </w:r>
-      <w:r>
-        <w:rPr>
-          <w:b w:val="false"/>
-          <w:sz w:val="28"/>
-        </w:rPr>
-        <w:t>.</w:t>
+        <w:t>Каждый суточный ряд преобразовывается в вектор из 10 признаков: среднее значение, стандартное отклонение, амплитуда (max - min), медиана, минимум, максимум, 25-й и 75-й процентили, 1-й и 99-й процентили.</w:t>
       </w:r>
     </w:p>
     <w:p>
@@ -1179,28 +978,7 @@
           <w:b w:val="false"/>
           <w:sz w:val="28"/>
         </w:rPr>
-        <w:t>Так сформиров</w:t>
-      </w:r>
-      <w:r>
-        <w:rPr>
-          <w:b w:val="false"/>
-          <w:sz w:val="28"/>
-        </w:rPr>
-        <w:t>ывается</w:t>
-      </w:r>
-      <w:r>
-        <w:rPr>
-          <w:b w:val="false"/>
-          <w:sz w:val="28"/>
-        </w:rPr>
-        <w:t xml:space="preserve"> матрица входных данных X. Перед кластеризацией признаки стандартизованы (нулевое среднее, единичная дисперсия), </w:t>
-      </w:r>
-      <w:r>
-        <w:rPr>
-          <w:b w:val="false"/>
-          <w:sz w:val="28"/>
-        </w:rPr>
-        <w:t>чтобы привести все признаки к одному масштабу.</w:t>
+        <w:t>Так сформировывается матрица входных данных X. Перед кластеризацией признаки стандартизованы (нулевое среднее, единичная дисперсия), чтобы привести все признаки к одному масштабу.</w:t>
       </w:r>
     </w:p>
     <w:p>
@@ -1216,28 +994,7 @@
           <w:b w:val="false"/>
           <w:sz w:val="28"/>
         </w:rPr>
-        <w:t>Кластеризация выполнена неч</w:t>
-      </w:r>
-      <w:r>
-        <w:rPr>
-          <w:b w:val="false"/>
-          <w:sz w:val="28"/>
-        </w:rPr>
-        <w:t>е</w:t>
-      </w:r>
-      <w:r>
-        <w:rPr>
-          <w:b w:val="false"/>
-          <w:sz w:val="28"/>
-        </w:rPr>
-        <w:t>тким методом с-средних при Nc = 2 кластерах, параметре размытости m = 2, точности 1</w:t>
-      </w:r>
-      <w:r>
-        <w:rPr>
-          <w:b w:val="false"/>
-          <w:sz w:val="28"/>
-        </w:rPr>
-        <w:t>0</w:t>
+        <w:t>Кластеризация выполнена нечетким методом с-средних при Nc = 2 кластерах, параметре размытости m = 2, точности 10</w:t>
       </w:r>
       <w:r>
         <w:rPr>
@@ -1252,28 +1009,7 @@
           <w:b w:val="false"/>
           <w:sz w:val="28"/>
         </w:rPr>
-        <w:t xml:space="preserve">. Номер кластера для каждого наблюдения получен как argmax по строке </w:t>
-      </w:r>
-      <w:r>
-        <w:rPr>
-          <w:b w:val="false"/>
-          <w:sz w:val="28"/>
-        </w:rPr>
-        <w:t xml:space="preserve">результирующей </w:t>
-      </w:r>
-      <w:r>
-        <w:rPr>
-          <w:b w:val="false"/>
-          <w:sz w:val="28"/>
-        </w:rPr>
-        <w:t xml:space="preserve">матрицы принадлежностей U, </w:t>
-      </w:r>
-      <w:r>
-        <w:rPr>
-          <w:b w:val="false"/>
-          <w:sz w:val="28"/>
-        </w:rPr>
-        <w:t>(т. е. для каждого вектора выбирается кластер с наибольшим весом).</w:t>
+        <w:t>. Номер кластера для каждого наблюдения получен как argmax по строке результирующей матрицы принадлежностей U, (т. е. для каждого вектора выбирается кластер с наибольшим весом).</w:t>
       </w:r>
     </w:p>
     <w:p>
@@ -1292,14 +1028,7 @@
           <w:b w:val="false"/>
           <w:sz w:val="28"/>
         </w:rPr>
-        <w:t xml:space="preserve">Нумерация кластеров произвольна, поэтому при сравнении с истинными метками кластеры сопоставлялись так, чтобы accuracy была максимальной. </w:t>
-      </w:r>
-      <w:r>
-        <w:rPr>
-          <w:b w:val="false"/>
-          <w:sz w:val="28"/>
-        </w:rPr>
-        <w:t>Если accuracy &lt; 0.5, то кластеры перенумеруются.</w:t>
+        <w:t>Нумерация кластеров произвольна, поэтому при сравнении с истинными метками кластеры сопоставлялись так, чтобы accuracy была максимальной. Если accuracy &lt; 0.5, то кластеры перенумеруются.</w:t>
       </w:r>
     </w:p>
     <w:p>
@@ -1315,56 +1044,7 @@
           <w:b w:val="false"/>
           <w:sz w:val="28"/>
         </w:rPr>
-        <w:t xml:space="preserve">Качество кластеризации оценивалось по матрице ошибок, accuracy, recall и precision для класса «магнитная буря», а также по индексу размытости FPC (fuzzy partition coefficient). </w:t>
-      </w:r>
-      <w:r>
-        <w:rPr>
-          <w:b w:val="false"/>
-          <w:sz w:val="28"/>
-        </w:rPr>
-        <w:t xml:space="preserve">FPC — это специальная метрика, </w:t>
-      </w:r>
-      <w:r>
-        <w:rPr>
-          <w:b w:val="false"/>
-          <w:sz w:val="28"/>
-        </w:rPr>
-        <w:t xml:space="preserve">вычисляющаяся как квадрат нормы Фробениуса </w:t>
-      </w:r>
-      <w:r>
-        <w:rPr>
-          <w:b w:val="false"/>
-          <w:sz w:val="28"/>
-        </w:rPr>
-        <w:t xml:space="preserve">результирующей матрицы принадлежностей. Она показывает «уверенность» модели в присвоении классов точкам (1 — уверенность большая, </w:t>
-      </w:r>
-      <w:r>
-        <w:rPr>
-          <w:b w:val="false"/>
-          <w:sz w:val="28"/>
-        </w:rPr>
-        <w:t>1/c</w:t>
-      </w:r>
-      <w:r>
-        <w:rPr>
-          <w:b w:val="false"/>
-          <w:sz w:val="28"/>
-        </w:rPr>
-        <w:t xml:space="preserve"> — уверенности нет, </w:t>
-      </w:r>
-      <w:r>
-        <w:rPr>
-          <w:b w:val="false"/>
-          <w:sz w:val="28"/>
-        </w:rPr>
-        <w:t>каждый класс для каждой точки равновероятен</w:t>
-      </w:r>
-      <w:r>
-        <w:rPr>
-          <w:b w:val="false"/>
-          <w:sz w:val="28"/>
-        </w:rPr>
-        <w:t>).</w:t>
+        <w:t>Качество кластеризации оценивалось по матрице ошибок, accuracy, recall и precision для класса «магнитная буря», а также по индексу размытости FPC (fuzzy partition coefficient). FPC — это специальная метрика, вычисляющаяся как квадрат нормы Фробениуса результирующей матрицы принадлежностей. Она показывает «уверенность» модели в присвоении классов точкам (1 — уверенность большая, 1/c — уверенности нет, каждый класс для каждой точки равновероятен).</w:t>
       </w:r>
     </w:p>
     <w:p>
@@ -1383,7 +1063,21 @@
           <w:b w:val="false"/>
           <w:sz w:val="28"/>
         </w:rPr>
-        <w:t>Результаты приведены в таблицах 1–2 и на рис. 1.</w:t>
+        <w:t>Результаты приведены в таблицах 1–2 и на рис. 1-</w:t>
+      </w:r>
+      <w:r>
+        <w:rPr>
+          <w:b w:val="false"/>
+          <w:sz w:val="28"/>
+        </w:rPr>
+        <w:t>3</w:t>
+      </w:r>
+      <w:r>
+        <w:rPr>
+          <w:b w:val="false"/>
+          <w:sz w:val="28"/>
+        </w:rPr>
+        <w:t>.</w:t>
       </w:r>
     </w:p>
     <w:p>
@@ -1619,7 +1313,7 @@
               <w:rPr>
                 <w:sz w:val="28"/>
               </w:rPr>
-              <w:t>39</w:t>
+              <w:t>28</w:t>
             </w:r>
           </w:p>
         </w:tc>
@@ -1647,7 +1341,19 @@
               <w:rPr>
                 <w:sz w:val="28"/>
               </w:rPr>
-              <w:t>recall (буря)</w:t>
+              <w:t>recall (</w:t>
+            </w:r>
+            <w:r>
+              <w:rPr>
+                <w:sz w:val="28"/>
+              </w:rPr>
+              <w:t>спокойный</w:t>
+            </w:r>
+            <w:r>
+              <w:rPr>
+                <w:sz w:val="28"/>
+              </w:rPr>
+              <w:t>)</w:t>
             </w:r>
           </w:p>
         </w:tc>
@@ -1678,7 +1384,7 @@
               <w:rPr>
                 <w:sz w:val="28"/>
               </w:rPr>
-              <w:t>182</w:t>
+              <w:t>773</w:t>
             </w:r>
           </w:p>
         </w:tc>
@@ -1706,7 +1412,19 @@
               <w:rPr>
                 <w:sz w:val="28"/>
               </w:rPr>
-              <w:t>precision (буря)</w:t>
+              <w:t>precision (</w:t>
+            </w:r>
+            <w:r>
+              <w:rPr>
+                <w:sz w:val="28"/>
+              </w:rPr>
+              <w:t>спокойный</w:t>
+            </w:r>
+            <w:r>
+              <w:rPr>
+                <w:sz w:val="28"/>
+              </w:rPr>
+              <w:t>)</w:t>
             </w:r>
           </w:p>
         </w:tc>
@@ -1737,7 +1455,7 @@
               <w:rPr>
                 <w:sz w:val="28"/>
               </w:rPr>
-              <w:t>615</w:t>
+              <w:t>515</w:t>
             </w:r>
           </w:p>
         </w:tc>
@@ -1796,7 +1514,7 @@
               <w:rPr>
                 <w:sz w:val="28"/>
               </w:rPr>
-              <w:t>69</w:t>
+              <w:t>55</w:t>
             </w:r>
           </w:p>
         </w:tc>
@@ -1834,7 +1552,7 @@
           <w:b w:val="false"/>
           <w:sz w:val="28"/>
         </w:rPr>
-        <w:t>Таблица 2 — Матрица ошибок (строки — истинный класс, столбцы — предсказанный)</w:t>
+        <w:t>Таблица 2 — Матрица ошибок</w:t>
       </w:r>
     </w:p>
     <w:tbl>
@@ -1852,15 +1570,15 @@
         <w:tblLook w:val="04a0" w:noHBand="0" w:noVBand="1" w:firstColumn="1" w:lastRow="0" w:lastColumn="0" w:firstRow="1"/>
       </w:tblPr>
       <w:tblGrid>
-        <w:gridCol w:w="3705"/>
-        <w:gridCol w:w="2970"/>
-        <w:gridCol w:w="2964"/>
+        <w:gridCol w:w="5325"/>
+        <w:gridCol w:w="1800"/>
+        <w:gridCol w:w="2514"/>
       </w:tblGrid>
       <w:tr>
         <w:trPr/>
         <w:tc>
           <w:tcPr>
-            <w:tcW w:w="3705" w:type="dxa"/>
+            <w:tcW w:w="5325" w:type="dxa"/>
             <w:tcBorders>
               <w:top w:val="single" w:sz="4" w:space="0" w:color="000000"/>
               <w:left w:val="single" w:sz="4" w:space="0" w:color="000000"/>
@@ -1883,13 +1601,41 @@
                 <w:sz w:val="28"/>
                 <w:szCs w:val="28"/>
               </w:rPr>
-              <w:t>Предсказанный \ Истинный</w:t>
+              <w:t xml:space="preserve">Истинный </w:t>
+            </w:r>
+            <w:r>
+              <w:rPr>
+                <w:sz w:val="28"/>
+                <w:szCs w:val="28"/>
+              </w:rPr>
+              <w:t xml:space="preserve">класс </w:t>
+            </w:r>
+            <w:r>
+              <w:rPr>
+                <w:sz w:val="28"/>
+                <w:szCs w:val="28"/>
+              </w:rPr>
+              <w:t>\ п</w:t>
+            </w:r>
+            <w:r>
+              <w:rPr>
+                <w:sz w:val="28"/>
+                <w:szCs w:val="28"/>
+              </w:rPr>
+              <w:t xml:space="preserve">редсказанный </w:t>
+            </w:r>
+            <w:r>
+              <w:rPr>
+                <w:sz w:val="28"/>
+                <w:szCs w:val="28"/>
+              </w:rPr>
+              <w:t>класс</w:t>
             </w:r>
           </w:p>
         </w:tc>
         <w:tc>
           <w:tcPr>
-            <w:tcW w:w="2970" w:type="dxa"/>
+            <w:tcW w:w="1800" w:type="dxa"/>
             <w:tcBorders>
               <w:top w:val="single" w:sz="4" w:space="0" w:color="000000"/>
               <w:left w:val="single" w:sz="4" w:space="0" w:color="000000"/>
@@ -1908,13 +1654,19 @@
               <w:rPr>
                 <w:sz w:val="28"/>
               </w:rPr>
-              <w:t>буря</w:t>
+              <w:t>спокойн</w:t>
+            </w:r>
+            <w:r>
+              <w:rPr>
+                <w:sz w:val="28"/>
+              </w:rPr>
+              <w:t>ый</w:t>
             </w:r>
           </w:p>
         </w:tc>
         <w:tc>
           <w:tcPr>
-            <w:tcW w:w="2964" w:type="dxa"/>
+            <w:tcW w:w="2514" w:type="dxa"/>
             <w:tcBorders>
               <w:top w:val="single" w:sz="4" w:space="0" w:color="000000"/>
               <w:left w:val="single" w:sz="4" w:space="0" w:color="000000"/>
@@ -1933,7 +1685,13 @@
               <w:rPr>
                 <w:sz w:val="28"/>
               </w:rPr>
-              <w:t>спокойно</w:t>
+              <w:t>б</w:t>
+            </w:r>
+            <w:r>
+              <w:rPr>
+                <w:sz w:val="28"/>
+              </w:rPr>
+              <w:t>уря</w:t>
             </w:r>
           </w:p>
         </w:tc>
@@ -1942,7 +1700,7 @@
         <w:trPr/>
         <w:tc>
           <w:tcPr>
-            <w:tcW w:w="3705" w:type="dxa"/>
+            <w:tcW w:w="5325" w:type="dxa"/>
             <w:tcBorders>
               <w:top w:val="single" w:sz="4" w:space="0" w:color="000000"/>
               <w:left w:val="single" w:sz="4" w:space="0" w:color="000000"/>
@@ -1961,13 +1719,19 @@
               <w:rPr>
                 <w:sz w:val="28"/>
               </w:rPr>
-              <w:t>буря</w:t>
+              <w:t>спокойн</w:t>
+            </w:r>
+            <w:r>
+              <w:rPr>
+                <w:sz w:val="28"/>
+              </w:rPr>
+              <w:t>ый</w:t>
             </w:r>
           </w:p>
         </w:tc>
         <w:tc>
           <w:tcPr>
-            <w:tcW w:w="2970" w:type="dxa"/>
+            <w:tcW w:w="1800" w:type="dxa"/>
             <w:tcBorders>
               <w:top w:val="single" w:sz="4" w:space="0" w:color="000000"/>
               <w:left w:val="single" w:sz="4" w:space="0" w:color="000000"/>
@@ -1986,13 +1750,13 @@
               <w:rPr>
                 <w:sz w:val="28"/>
               </w:rPr>
-              <w:t>8</w:t>
+              <w:t>34</w:t>
             </w:r>
           </w:p>
         </w:tc>
         <w:tc>
           <w:tcPr>
-            <w:tcW w:w="2964" w:type="dxa"/>
+            <w:tcW w:w="2514" w:type="dxa"/>
             <w:tcBorders>
               <w:top w:val="single" w:sz="4" w:space="0" w:color="000000"/>
               <w:left w:val="single" w:sz="4" w:space="0" w:color="000000"/>
@@ -2011,7 +1775,7 @@
               <w:rPr>
                 <w:sz w:val="28"/>
               </w:rPr>
-              <w:t>36</w:t>
+              <w:t>10</w:t>
             </w:r>
           </w:p>
         </w:tc>
@@ -2020,7 +1784,7 @@
         <w:trPr/>
         <w:tc>
           <w:tcPr>
-            <w:tcW w:w="3705" w:type="dxa"/>
+            <w:tcW w:w="5325" w:type="dxa"/>
             <w:tcBorders>
               <w:top w:val="single" w:sz="4" w:space="0" w:color="000000"/>
               <w:left w:val="single" w:sz="4" w:space="0" w:color="000000"/>
@@ -2039,13 +1803,19 @@
               <w:rPr>
                 <w:sz w:val="28"/>
               </w:rPr>
-              <w:t>спокойно</w:t>
+              <w:t>б</w:t>
+            </w:r>
+            <w:r>
+              <w:rPr>
+                <w:sz w:val="28"/>
+              </w:rPr>
+              <w:t>уря</w:t>
             </w:r>
           </w:p>
         </w:tc>
         <w:tc>
           <w:tcPr>
-            <w:tcW w:w="2970" w:type="dxa"/>
+            <w:tcW w:w="1800" w:type="dxa"/>
             <w:tcBorders>
               <w:top w:val="single" w:sz="4" w:space="0" w:color="000000"/>
               <w:left w:val="single" w:sz="4" w:space="0" w:color="000000"/>
@@ -2064,13 +1834,13 @@
               <w:rPr>
                 <w:sz w:val="28"/>
               </w:rPr>
-              <w:t>5</w:t>
+              <w:t>32</w:t>
             </w:r>
           </w:p>
         </w:tc>
         <w:tc>
           <w:tcPr>
-            <w:tcW w:w="2964" w:type="dxa"/>
+            <w:tcW w:w="2514" w:type="dxa"/>
             <w:tcBorders>
               <w:top w:val="single" w:sz="4" w:space="0" w:color="000000"/>
               <w:left w:val="single" w:sz="4" w:space="0" w:color="000000"/>
@@ -2089,7 +1859,7 @@
               <w:rPr>
                 <w:sz w:val="28"/>
               </w:rPr>
-              <w:t>40</w:t>
+              <w:t>13</w:t>
             </w:r>
           </w:p>
         </w:tc>
@@ -2167,14 +1937,7 @@
           <w:b w:val="false"/>
           <w:sz w:val="28"/>
         </w:rPr>
-        <w:t xml:space="preserve">Рисунок 1 — Гистограммы распределений признаков </w:t>
-      </w:r>
-      <w:r>
-        <w:rPr>
-          <w:b w:val="false"/>
-          <w:sz w:val="28"/>
-        </w:rPr>
-        <w:t>(истинные)</w:t>
+        <w:t>Рисунок 1 — Гистограммы распределений признаков (истинные)</w:t>
       </w:r>
     </w:p>
     <w:p>
@@ -2313,35 +2076,7 @@
           <w:b w:val="false"/>
           <w:sz w:val="28"/>
         </w:rPr>
-        <w:t xml:space="preserve">Рисунок </w:t>
-      </w:r>
-      <w:r>
-        <w:rPr>
-          <w:b w:val="false"/>
-          <w:sz w:val="28"/>
-        </w:rPr>
-        <w:t>2</w:t>
-      </w:r>
-      <w:r>
-        <w:rPr>
-          <w:b w:val="false"/>
-          <w:sz w:val="28"/>
-        </w:rPr>
-        <w:t xml:space="preserve"> — Гистограммы распределений признаков (</w:t>
-      </w:r>
-      <w:r>
-        <w:rPr>
-          <w:b w:val="false"/>
-          <w:sz w:val="28"/>
-        </w:rPr>
-        <w:t>предсказанные</w:t>
-      </w:r>
-      <w:r>
-        <w:rPr>
-          <w:b w:val="false"/>
-          <w:sz w:val="28"/>
-        </w:rPr>
-        <w:t>)</w:t>
+        <w:t>Рисунок 2 — Гистограммы распределений признаков (предсказанные)</w:t>
       </w:r>
     </w:p>
     <w:p>
@@ -2366,7 +2101,74 @@
       <w:pPr>
         <w:pStyle w:val="Normal"/>
         <w:spacing w:lineRule="auto" w:line="360"/>
-        <w:ind w:firstLine="709"/>
+        <w:ind w:hanging="0"/>
+        <w:jc w:val="center"/>
+        <w:rPr>
+          <w:b w:val="false"/>
+          <w:sz w:val="28"/>
+        </w:rPr>
+      </w:pPr>
+      <w:r>
+        <w:drawing>
+          <wp:anchor behindDoc="0" distT="0" distB="0" distL="0" distR="0" simplePos="0" locked="0" layoutInCell="0" allowOverlap="1" relativeHeight="4">
+            <wp:simplePos x="0" y="0"/>
+            <wp:positionH relativeFrom="column">
+              <wp:align>center</wp:align>
+            </wp:positionH>
+            <wp:positionV relativeFrom="paragraph">
+              <wp:posOffset>635</wp:posOffset>
+            </wp:positionV>
+            <wp:extent cx="6120130" cy="3060065"/>
+            <wp:effectExtent l="0" t="0" r="0" b="0"/>
+            <wp:wrapSquare wrapText="largest"/>
+            <wp:docPr id="3" name="Image2" descr=""/>
+            <wp:cNvGraphicFramePr>
+              <a:graphicFrameLocks xmlns:a="http://schemas.openxmlformats.org/drawingml/2006/main" noChangeAspect="1"/>
+            </wp:cNvGraphicFramePr>
+            <a:graphic xmlns:a="http://schemas.openxmlformats.org/drawingml/2006/main">
+              <a:graphicData uri="http://schemas.openxmlformats.org/drawingml/2006/picture">
+                <pic:pic xmlns:pic="http://schemas.openxmlformats.org/drawingml/2006/picture">
+                  <pic:nvPicPr>
+                    <pic:cNvPr id="3" name="Image2" descr=""/>
+                    <pic:cNvPicPr>
+                      <a:picLocks noChangeAspect="1" noChangeArrowheads="1"/>
+                    </pic:cNvPicPr>
+                  </pic:nvPicPr>
+                  <pic:blipFill>
+                    <a:blip r:embed="rId4"/>
+                    <a:stretch>
+                      <a:fillRect/>
+                    </a:stretch>
+                  </pic:blipFill>
+                  <pic:spPr bwMode="auto">
+                    <a:xfrm>
+                      <a:off x="0" y="0"/>
+                      <a:ext cx="6120130" cy="3060065"/>
+                    </a:xfrm>
+                    <a:prstGeom prst="rect">
+                      <a:avLst/>
+                    </a:prstGeom>
+                    <a:noFill/>
+                  </pic:spPr>
+                </pic:pic>
+              </a:graphicData>
+            </a:graphic>
+          </wp:anchor>
+        </w:drawing>
+      </w:r>
+      <w:r>
+        <w:rPr>
+          <w:b w:val="false"/>
+          <w:sz w:val="28"/>
+        </w:rPr>
+        <w:t>Рисунок 3 — Разделение на классы в разрезе среднее/отклонение (истинные классы и предсказанные  моделью кластеры)</w:t>
+      </w:r>
+    </w:p>
+    <w:p>
+      <w:pPr>
+        <w:pStyle w:val="Normal"/>
+        <w:spacing w:lineRule="auto" w:line="360"/>
+        <w:ind w:hanging="0"/>
         <w:jc w:val="both"/>
         <w:rPr>
           <w:b w:val="false"/>
@@ -2378,6 +2180,7 @@
           <w:b w:val="false"/>
           <w:sz w:val="28"/>
         </w:rPr>
+        <w:tab/>
         <w:t>На рис. 1 и 2 mean, std, amp, median, min, max, p25, p75, p01, p99 — это среднее, отклонение, амплитуда, медиана, минимум, максимум, процентили соответственно.</w:t>
       </w:r>
     </w:p>
@@ -2397,98 +2200,7 @@
           <w:b w:val="false"/>
           <w:sz w:val="28"/>
         </w:rPr>
-        <w:t>Accuracy кластеризации составила 0.539 — лишь немног</w:t>
-      </w:r>
-      <w:r>
-        <w:rPr>
-          <w:b w:val="false"/>
-          <w:sz w:val="28"/>
-        </w:rPr>
-        <w:t>о</w:t>
-      </w:r>
-      <w:r>
-        <w:rPr>
-          <w:b w:val="false"/>
-          <w:sz w:val="28"/>
-        </w:rPr>
-        <w:t xml:space="preserve"> выше случайного угадывания. Из матрицы ошибок видно, что </w:t>
-      </w:r>
-      <w:r>
-        <w:rPr>
-          <w:b w:val="false"/>
-          <w:sz w:val="28"/>
-        </w:rPr>
-        <w:t xml:space="preserve">c-средних </w:t>
-      </w:r>
-      <w:r>
-        <w:rPr>
-          <w:b w:val="false"/>
-          <w:sz w:val="28"/>
-        </w:rPr>
-        <w:t>отн</w:t>
-      </w:r>
-      <w:r>
-        <w:rPr>
-          <w:b w:val="false"/>
-          <w:sz w:val="28"/>
-        </w:rPr>
-        <w:t>е</w:t>
-      </w:r>
-      <w:r>
-        <w:rPr>
-          <w:b w:val="false"/>
-          <w:sz w:val="28"/>
-        </w:rPr>
-        <w:t>с к кластеру «</w:t>
-      </w:r>
-      <w:r>
-        <w:rPr>
-          <w:b w:val="false"/>
-          <w:sz w:val="28"/>
-        </w:rPr>
-        <w:t>буря»</w:t>
-      </w:r>
-      <w:r>
-        <w:rPr>
-          <w:b w:val="false"/>
-          <w:sz w:val="28"/>
-        </w:rPr>
-        <w:t xml:space="preserve"> только 13 суток (8 бурь и 5 спокойных), а остальные 76 суток объединил в один большой кластер. Recall класса «буря» равен 0.182: распознано лишь 8 из 44 возмущённых суток, тогда как 40 из 45 спокойных попали в свой кластер. Таким образом, алгоритм выделяет небольшой </w:t>
-      </w:r>
-      <w:r>
-        <w:rPr>
-          <w:b w:val="false"/>
-          <w:sz w:val="28"/>
-        </w:rPr>
-        <w:t xml:space="preserve">хвост </w:t>
-      </w:r>
-      <w:r>
-        <w:rPr>
-          <w:b w:val="false"/>
-          <w:sz w:val="28"/>
-        </w:rPr>
-        <w:t>в отдельный кластер</w:t>
-      </w:r>
-      <w:r>
-        <w:rPr>
-          <w:b w:val="false"/>
-          <w:sz w:val="28"/>
-        </w:rPr>
-        <w:t xml:space="preserve">, но не воспроизводит </w:t>
-      </w:r>
-      <w:r>
-        <w:rPr>
-          <w:b w:val="false"/>
-          <w:sz w:val="28"/>
-        </w:rPr>
-        <w:t>истинные кластеры</w:t>
-      </w:r>
-      <w:r>
-        <w:rPr>
-          <w:b w:val="false"/>
-          <w:sz w:val="28"/>
-        </w:rPr>
-        <w:t>.</w:t>
+        <w:t>Accuracy кластеризации составила 0.528 — лишь немного выше случайного угадывания. Из матрицы ошибок видно, что c-средних разделили 89 суток на два кластера неравного размера: большой и малый. Доли классов внутри кластеров близки к равным, то есть найденные кластеры практически не соответствуют истинным классам. Recall спокойных суток составил 0.773, однако precision спокойного класса равен лишь 0.515.</w:t>
       </w:r>
     </w:p>
     <w:p>
@@ -2504,14 +2216,42 @@
           <w:b w:val="false"/>
           <w:sz w:val="28"/>
         </w:rPr>
-        <w:t xml:space="preserve">FPC = 0.869 указывает на достаточно чёткое разбиение (при полностью размытом разбиении FPC = 0.5), однако это разбиение почти однокластерное: основная масса суток сливается в один кластер, а второй кластер собирает лишь крайние по форме профиля сутки. На гистограммах (рис. 1) распределения признаков классов перекрываются по всем десяти признакам, </w:t>
-      </w:r>
-      <w:r>
-        <w:rPr>
-          <w:b w:val="false"/>
-          <w:sz w:val="28"/>
-        </w:rPr>
-        <w:t>визуально кластеры выделить невозможно. Алгоритм c-средних с задачей тоже не справился.</w:t>
+        <w:t>FPC = 0.8</w:t>
+      </w:r>
+      <w:r>
+        <w:rPr>
+          <w:b w:val="false"/>
+          <w:sz w:val="28"/>
+        </w:rPr>
+        <w:t>55</w:t>
+      </w:r>
+      <w:r>
+        <w:rPr>
+          <w:b w:val="false"/>
+          <w:sz w:val="28"/>
+        </w:rPr>
+        <w:t xml:space="preserve"> указывает на достаточно чёткое разбиение (при полностью размытом разбиении FPC = 0.5), однако это разбиение почти однокластерное: основная масса суток сливается в один кластер, а второй кластер собирает лишь сутки </w:t>
+      </w:r>
+      <w:r>
+        <w:rPr>
+          <w:b w:val="false"/>
+          <w:sz w:val="28"/>
+        </w:rPr>
+        <w:t>с краю</w:t>
+      </w:r>
+      <w:r>
+        <w:rPr>
+          <w:b w:val="false"/>
+          <w:sz w:val="28"/>
+        </w:rPr>
+        <w:t xml:space="preserve">. На гистограммах (рис. 1) распределения признаков классов перекрываются по всем десяти признакам, визуально кластеры выделить невозможно. Алгоритм c-средних с задачей тоже не справился. </w:t>
+      </w:r>
+      <w:r>
+        <w:rPr>
+          <w:b w:val="false"/>
+          <w:sz w:val="28"/>
+        </w:rPr>
+        <w:t>Рис. 3 содержит сравнение выделенных кластеров с истинными классами в разрезе среднее/отклонение.</w:t>
       </w:r>
     </w:p>
     <w:p>
@@ -2561,21 +2301,7 @@
           <w:b w:val="false"/>
           <w:sz w:val="28"/>
         </w:rPr>
-        <w:t>Реализ</w:t>
-      </w:r>
-      <w:r>
-        <w:rPr>
-          <w:b w:val="false"/>
-          <w:sz w:val="28"/>
-        </w:rPr>
-        <w:t>ован</w:t>
-      </w:r>
-      <w:r>
-        <w:rPr>
-          <w:b w:val="false"/>
-          <w:sz w:val="28"/>
-        </w:rPr>
-        <w:t xml:space="preserve"> метод нечеткой кластеризации с-средних с использованием природных временных рядов.</w:t>
+        <w:t>Реализован метод нечеткой кластеризации с-средних с использованием природных временных рядов.</w:t>
       </w:r>
     </w:p>
     <w:p>
@@ -2591,97 +2317,91 @@
           <w:b w:val="false"/>
           <w:sz w:val="28"/>
         </w:rPr>
-        <w:t xml:space="preserve">Accuracy кластеризации составила 0.539, recall класса «буря» — 0.182, precision — 0.615, индекс размытости FPC — 0.869. </w:t>
-      </w:r>
-      <w:r>
-        <w:rPr>
-          <w:b w:val="false"/>
-          <w:sz w:val="28"/>
-        </w:rPr>
-        <w:t>К</w:t>
-      </w:r>
-      <w:r>
-        <w:rPr>
-          <w:b w:val="false"/>
-          <w:sz w:val="28"/>
-        </w:rPr>
-        <w:t xml:space="preserve">ластер, соответствующий бурям, собрал лишь 13 суток из 89, остальные 76 суток объединены в один большой кластер; при этом 40 из 45 спокойных суток распознаны верно, а из 44 возмущенных — только 8. Кластеры, найденные </w:t>
-      </w:r>
-      <w:r>
-        <w:rPr>
-          <w:b w:val="false"/>
-          <w:sz w:val="28"/>
-        </w:rPr>
-        <w:t>методом c-средних</w:t>
-      </w:r>
-      <w:r>
-        <w:rPr>
-          <w:b w:val="false"/>
-          <w:sz w:val="28"/>
-        </w:rPr>
-        <w:t>, не соответствуют разме</w:t>
-      </w:r>
-      <w:r>
-        <w:rPr>
-          <w:b w:val="false"/>
-          <w:sz w:val="28"/>
-        </w:rPr>
-        <w:t>ченным данным. Р</w:t>
-      </w:r>
-      <w:r>
-        <w:rPr>
-          <w:b w:val="false"/>
-          <w:sz w:val="28"/>
-        </w:rPr>
-        <w:t xml:space="preserve">спределения выбранных признаков классов сильно перекрываются, </w:t>
-      </w:r>
-      <w:r>
-        <w:rPr>
-          <w:b w:val="false"/>
-          <w:sz w:val="28"/>
-        </w:rPr>
-        <w:t xml:space="preserve">поэтому </w:t>
-      </w:r>
-      <w:r>
-        <w:rPr>
-          <w:b w:val="false"/>
-          <w:sz w:val="28"/>
-        </w:rPr>
-        <w:t xml:space="preserve">алгоритм выделяет небольшой кластер аномальных суток на фоне неразделимой основной массы. </w:t>
-      </w:r>
-      <w:r>
-        <w:rPr>
-          <w:b w:val="false"/>
-          <w:sz w:val="28"/>
-        </w:rPr>
-        <w:t>Выбранные п</w:t>
-      </w:r>
-      <w:r>
-        <w:rPr>
-          <w:b w:val="false"/>
-          <w:sz w:val="28"/>
-        </w:rPr>
-        <w:t>ризнаки недостаточно информативны для разделения классов.</w:t>
-      </w:r>
-    </w:p>
-    <w:p>
-      <w:pPr>
-        <w:pStyle w:val="Normal"/>
-        <w:jc w:val="both"/>
-        <w:rPr/>
-      </w:pPr>
-      <w:r>
-        <w:rPr/>
-      </w:r>
-    </w:p>
-    <w:p>
-      <w:pPr>
-        <w:pStyle w:val="Normal"/>
-        <w:jc w:val="both"/>
-        <w:rPr/>
-      </w:pPr>
-      <w:r>
-        <w:rPr/>
+        <w:t>Accuracy кластеризации составила 0.5</w:t>
+      </w:r>
+      <w:r>
+        <w:rPr>
+          <w:b w:val="false"/>
+          <w:sz w:val="28"/>
+        </w:rPr>
+        <w:t>28</w:t>
+      </w:r>
+      <w:r>
+        <w:rPr>
+          <w:b w:val="false"/>
+          <w:sz w:val="28"/>
+        </w:rPr>
+        <w:t>, recall класса «</w:t>
+      </w:r>
+      <w:r>
+        <w:rPr>
+          <w:b w:val="false"/>
+          <w:sz w:val="28"/>
+        </w:rPr>
+        <w:t>спокойный</w:t>
+      </w:r>
+      <w:r>
+        <w:rPr>
+          <w:b w:val="false"/>
+          <w:sz w:val="28"/>
+        </w:rPr>
+        <w:t>» — 0.</w:t>
+      </w:r>
+      <w:r>
+        <w:rPr>
+          <w:b w:val="false"/>
+          <w:sz w:val="28"/>
+        </w:rPr>
+        <w:t>773</w:t>
+      </w:r>
+      <w:r>
+        <w:rPr>
+          <w:b w:val="false"/>
+          <w:sz w:val="28"/>
+        </w:rPr>
+        <w:t>, precision — 0.</w:t>
+      </w:r>
+      <w:r>
+        <w:rPr>
+          <w:b w:val="false"/>
+          <w:sz w:val="28"/>
+        </w:rPr>
+        <w:t>515</w:t>
+      </w:r>
+      <w:r>
+        <w:rPr>
+          <w:b w:val="false"/>
+          <w:sz w:val="28"/>
+        </w:rPr>
+        <w:t>, индекс размытости FPC — 0.8</w:t>
+      </w:r>
+      <w:r>
+        <w:rPr>
+          <w:b w:val="false"/>
+          <w:sz w:val="28"/>
+        </w:rPr>
+        <w:t>55</w:t>
+      </w:r>
+      <w:r>
+        <w:rPr>
+          <w:b w:val="false"/>
+          <w:sz w:val="28"/>
+        </w:rPr>
+        <w:t>. Кластеры, найденные методом c-средних, не соответствуют размеченным данным. Р</w:t>
+      </w:r>
+      <w:r>
+        <w:rPr>
+          <w:b w:val="false"/>
+          <w:sz w:val="28"/>
+        </w:rPr>
+        <w:t>а</w:t>
+      </w:r>
+      <w:r>
+        <w:rPr>
+          <w:b w:val="false"/>
+          <w:sz w:val="28"/>
+        </w:rPr>
+        <w:t>пределения выбранных признаков классов сильно перекрываются, поэтому алгоритм выделяет небольшой кластер аномальных суток на фоне неразделимой основной массы. Выбранные признаки недостаточно информативны для разделения классов.</w:t>
       </w:r>
       <w:r>
         <w:br w:type="page"/>
@@ -2690,6 +2410,7 @@
     <w:p>
       <w:pPr>
         <w:pStyle w:val="Normal"/>
+        <w:spacing w:before="0" w:after="0"/>
         <w:jc w:val="both"/>
         <w:rPr/>
       </w:pPr>
@@ -2819,25 +2540,6 @@
           <w:b w:val="false"/>
           <w:sz w:val="20"/>
         </w:rPr>
-        <w:t>import skfuzzy</w:t>
-      </w:r>
-    </w:p>
-    <w:p>
-      <w:pPr>
-        <w:pStyle w:val="Normal"/>
-        <w:jc w:val="left"/>
-        <w:rPr>
-          <w:rFonts w:ascii="Courier New" w:hAnsi="Courier New"/>
-          <w:b w:val="false"/>
-          <w:sz w:val="20"/>
-        </w:rPr>
-      </w:pPr>
-      <w:r>
-        <w:rPr>
-          <w:rFonts w:ascii="Courier New" w:hAnsi="Courier New"/>
-          <w:b w:val="false"/>
-          <w:sz w:val="20"/>
-        </w:rPr>
         <w:t>from pathlib import Path</w:t>
       </w:r>
     </w:p>
@@ -2875,6 +2577,63 @@
           <w:b w:val="false"/>
           <w:sz w:val="20"/>
         </w:rPr>
+        <w:t>#VALUE_COLUMN="RCORR_E"</w:t>
+      </w:r>
+    </w:p>
+    <w:p>
+      <w:pPr>
+        <w:pStyle w:val="Normal"/>
+        <w:jc w:val="left"/>
+        <w:rPr>
+          <w:rFonts w:ascii="Courier New" w:hAnsi="Courier New"/>
+          <w:b w:val="false"/>
+          <w:sz w:val="20"/>
+        </w:rPr>
+      </w:pPr>
+      <w:r>
+        <w:rPr>
+          <w:rFonts w:ascii="Courier New" w:hAnsi="Courier New"/>
+          <w:b w:val="false"/>
+          <w:sz w:val="20"/>
+        </w:rPr>
+        <w:t>VALUE_COLUMN="value"</w:t>
+      </w:r>
+    </w:p>
+    <w:p>
+      <w:pPr>
+        <w:pStyle w:val="Normal"/>
+        <w:jc w:val="left"/>
+        <w:rPr>
+          <w:rFonts w:ascii="Courier New" w:hAnsi="Courier New"/>
+          <w:b w:val="false"/>
+          <w:sz w:val="20"/>
+        </w:rPr>
+      </w:pPr>
+      <w:r>
+        <w:rPr>
+          <w:rFonts w:ascii="Courier New" w:hAnsi="Courier New"/>
+          <w:b w:val="false"/>
+          <w:sz w:val="20"/>
+        </w:rPr>
+        <w:t>DATA="data_raw"</w:t>
+      </w:r>
+    </w:p>
+    <w:p>
+      <w:pPr>
+        <w:pStyle w:val="Normal"/>
+        <w:jc w:val="left"/>
+        <w:rPr>
+          <w:rFonts w:ascii="Courier New" w:hAnsi="Courier New"/>
+          <w:b w:val="false"/>
+          <w:sz w:val="20"/>
+        </w:rPr>
+      </w:pPr>
+      <w:r>
+        <w:rPr>
+          <w:rFonts w:ascii="Courier New" w:hAnsi="Courier New"/>
+          <w:b w:val="false"/>
+          <w:sz w:val="20"/>
+        </w:rPr>
         <w:t>SEED = 123</w:t>
       </w:r>
     </w:p>
@@ -3212,7 +2971,7 @@
           <w:b w:val="false"/>
           <w:sz w:val="20"/>
         </w:rPr>
-        <w:t>median = float(df["RCORR_E"].median())</w:t>
+        <w:t>median = float(df[VALUE_COLUMN].median())</w:t>
       </w:r>
     </w:p>
     <w:p>
@@ -3239,7 +2998,7 @@
           <w:b w:val="false"/>
           <w:sz w:val="20"/>
         </w:rPr>
-        <w:t>df["RCORR_E"] = df["RCORR_E"].fillna(median)</w:t>
+        <w:t>df[VALUE_COLUMN] = df[VALUE_COLUMN].fillna(median)</w:t>
       </w:r>
     </w:p>
     <w:p>
@@ -3266,7 +3025,7 @@
           <w:b w:val="false"/>
           <w:sz w:val="20"/>
         </w:rPr>
-        <w:t>return df["RCORR_E"].to_numpy(dtype=float)</w:t>
+        <w:t>return df[VALUE_COLUMN].to_numpy(dtype=float)</w:t>
       </w:r>
     </w:p>
     <w:p>
@@ -3691,7 +3450,7 @@
           <w:b w:val="false"/>
           <w:sz w:val="20"/>
         </w:rPr>
-        <w:t>for path in sorted((Path("data") / f"class{cls}").glob("*.csv")):</w:t>
+        <w:t>for path in sorted((Path(DATA) / f"class{cls}").glob("*.csv")):</w:t>
       </w:r>
     </w:p>
     <w:p>
@@ -4153,6 +3912,574 @@
           <w:b w:val="false"/>
           <w:sz w:val="20"/>
         </w:rPr>
+        <w:t>def fcm(X, n_clusters, m, max_iter, tol, seed):</w:t>
+      </w:r>
+    </w:p>
+    <w:p>
+      <w:pPr>
+        <w:pStyle w:val="Normal"/>
+        <w:jc w:val="left"/>
+        <w:rPr>
+          <w:rFonts w:ascii="Courier New" w:hAnsi="Courier New"/>
+          <w:b w:val="false"/>
+          <w:sz w:val="20"/>
+        </w:rPr>
+      </w:pPr>
+      <w:r>
+        <w:rPr>
+          <w:rFonts w:ascii="Courier New" w:hAnsi="Courier New"/>
+          <w:b w:val="false"/>
+          <w:sz w:val="20"/>
+        </w:rPr>
+        <w:t xml:space="preserve">    </w:t>
+      </w:r>
+      <w:r>
+        <w:rPr>
+          <w:rFonts w:ascii="Courier New" w:hAnsi="Courier New"/>
+          <w:b w:val="false"/>
+          <w:sz w:val="20"/>
+        </w:rPr>
+        <w:t>n = len(X)</w:t>
+      </w:r>
+    </w:p>
+    <w:p>
+      <w:pPr>
+        <w:pStyle w:val="Normal"/>
+        <w:jc w:val="left"/>
+        <w:rPr>
+          <w:rFonts w:ascii="Courier New" w:hAnsi="Courier New"/>
+          <w:b w:val="false"/>
+          <w:sz w:val="20"/>
+        </w:rPr>
+      </w:pPr>
+      <w:r>
+        <w:rPr>
+          <w:rFonts w:ascii="Courier New" w:hAnsi="Courier New"/>
+          <w:b w:val="false"/>
+          <w:sz w:val="20"/>
+        </w:rPr>
+        <w:t xml:space="preserve">    </w:t>
+      </w:r>
+      <w:r>
+        <w:rPr>
+          <w:rFonts w:ascii="Courier New" w:hAnsi="Courier New"/>
+          <w:b w:val="false"/>
+          <w:sz w:val="20"/>
+        </w:rPr>
+        <w:t>U = np.random.default_rng(seed).random((n, n_clusters))</w:t>
+      </w:r>
+    </w:p>
+    <w:p>
+      <w:pPr>
+        <w:pStyle w:val="Normal"/>
+        <w:jc w:val="left"/>
+        <w:rPr>
+          <w:rFonts w:ascii="Courier New" w:hAnsi="Courier New"/>
+          <w:b w:val="false"/>
+          <w:sz w:val="20"/>
+        </w:rPr>
+      </w:pPr>
+      <w:r>
+        <w:rPr>
+          <w:rFonts w:ascii="Courier New" w:hAnsi="Courier New"/>
+          <w:b w:val="false"/>
+          <w:sz w:val="20"/>
+        </w:rPr>
+        <w:t xml:space="preserve">    </w:t>
+      </w:r>
+      <w:r>
+        <w:rPr>
+          <w:rFonts w:ascii="Courier New" w:hAnsi="Courier New"/>
+          <w:b w:val="false"/>
+          <w:sz w:val="20"/>
+        </w:rPr>
+        <w:t>U = U / U.sum(axis=1, keepdims=True)</w:t>
+      </w:r>
+    </w:p>
+    <w:p>
+      <w:pPr>
+        <w:pStyle w:val="Normal"/>
+        <w:jc w:val="left"/>
+        <w:rPr>
+          <w:rFonts w:ascii="Courier New" w:hAnsi="Courier New"/>
+          <w:b w:val="false"/>
+          <w:sz w:val="20"/>
+        </w:rPr>
+      </w:pPr>
+      <w:r>
+        <w:rPr>
+          <w:rFonts w:ascii="Courier New" w:hAnsi="Courier New"/>
+          <w:b w:val="false"/>
+          <w:sz w:val="20"/>
+        </w:rPr>
+      </w:r>
+    </w:p>
+    <w:p>
+      <w:pPr>
+        <w:pStyle w:val="Normal"/>
+        <w:jc w:val="left"/>
+        <w:rPr>
+          <w:rFonts w:ascii="Courier New" w:hAnsi="Courier New"/>
+          <w:b w:val="false"/>
+          <w:sz w:val="20"/>
+        </w:rPr>
+      </w:pPr>
+      <w:r>
+        <w:rPr>
+          <w:rFonts w:ascii="Courier New" w:hAnsi="Courier New"/>
+          <w:b w:val="false"/>
+          <w:sz w:val="20"/>
+        </w:rPr>
+        <w:t xml:space="preserve">    </w:t>
+      </w:r>
+      <w:r>
+        <w:rPr>
+          <w:rFonts w:ascii="Courier New" w:hAnsi="Courier New"/>
+          <w:b w:val="false"/>
+          <w:sz w:val="20"/>
+        </w:rPr>
+        <w:t>for _ in range(max_iter):</w:t>
+      </w:r>
+    </w:p>
+    <w:p>
+      <w:pPr>
+        <w:pStyle w:val="Normal"/>
+        <w:jc w:val="left"/>
+        <w:rPr>
+          <w:rFonts w:ascii="Courier New" w:hAnsi="Courier New"/>
+          <w:b w:val="false"/>
+          <w:sz w:val="20"/>
+        </w:rPr>
+      </w:pPr>
+      <w:r>
+        <w:rPr>
+          <w:rFonts w:ascii="Courier New" w:hAnsi="Courier New"/>
+          <w:b w:val="false"/>
+          <w:sz w:val="20"/>
+        </w:rPr>
+        <w:t xml:space="preserve">        </w:t>
+      </w:r>
+      <w:r>
+        <w:rPr>
+          <w:rFonts w:ascii="Courier New" w:hAnsi="Courier New"/>
+          <w:b w:val="false"/>
+          <w:sz w:val="20"/>
+        </w:rPr>
+        <w:t>w = U ** m</w:t>
+      </w:r>
+    </w:p>
+    <w:p>
+      <w:pPr>
+        <w:pStyle w:val="Normal"/>
+        <w:jc w:val="left"/>
+        <w:rPr>
+          <w:rFonts w:ascii="Courier New" w:hAnsi="Courier New"/>
+          <w:b w:val="false"/>
+          <w:sz w:val="20"/>
+        </w:rPr>
+      </w:pPr>
+      <w:r>
+        <w:rPr>
+          <w:rFonts w:ascii="Courier New" w:hAnsi="Courier New"/>
+          <w:b w:val="false"/>
+          <w:sz w:val="20"/>
+        </w:rPr>
+        <w:t xml:space="preserve">        </w:t>
+      </w:r>
+      <w:r>
+        <w:rPr>
+          <w:rFonts w:ascii="Courier New" w:hAnsi="Courier New"/>
+          <w:b w:val="false"/>
+          <w:sz w:val="20"/>
+        </w:rPr>
+        <w:t>centers = (w.T @ X) / w.sum(axis=0)[:, None]</w:t>
+      </w:r>
+    </w:p>
+    <w:p>
+      <w:pPr>
+        <w:pStyle w:val="Normal"/>
+        <w:jc w:val="left"/>
+        <w:rPr>
+          <w:rFonts w:ascii="Courier New" w:hAnsi="Courier New"/>
+          <w:b w:val="false"/>
+          <w:sz w:val="20"/>
+        </w:rPr>
+      </w:pPr>
+      <w:r>
+        <w:rPr>
+          <w:rFonts w:ascii="Courier New" w:hAnsi="Courier New"/>
+          <w:b w:val="false"/>
+          <w:sz w:val="20"/>
+        </w:rPr>
+      </w:r>
+    </w:p>
+    <w:p>
+      <w:pPr>
+        <w:pStyle w:val="Normal"/>
+        <w:jc w:val="left"/>
+        <w:rPr>
+          <w:rFonts w:ascii="Courier New" w:hAnsi="Courier New"/>
+          <w:b w:val="false"/>
+          <w:sz w:val="20"/>
+        </w:rPr>
+      </w:pPr>
+      <w:r>
+        <w:rPr>
+          <w:rFonts w:ascii="Courier New" w:hAnsi="Courier New"/>
+          <w:b w:val="false"/>
+          <w:sz w:val="20"/>
+        </w:rPr>
+        <w:t xml:space="preserve">        </w:t>
+      </w:r>
+      <w:r>
+        <w:rPr>
+          <w:rFonts w:ascii="Courier New" w:hAnsi="Courier New"/>
+          <w:b w:val="false"/>
+          <w:sz w:val="20"/>
+        </w:rPr>
+        <w:t>d2 = ((X[:, None, :] - centers[None, :, :]) ** 2).sum(axis=2)</w:t>
+      </w:r>
+    </w:p>
+    <w:p>
+      <w:pPr>
+        <w:pStyle w:val="Normal"/>
+        <w:jc w:val="left"/>
+        <w:rPr>
+          <w:rFonts w:ascii="Courier New" w:hAnsi="Courier New"/>
+          <w:b w:val="false"/>
+          <w:sz w:val="20"/>
+        </w:rPr>
+      </w:pPr>
+      <w:r>
+        <w:rPr>
+          <w:rFonts w:ascii="Courier New" w:hAnsi="Courier New"/>
+          <w:b w:val="false"/>
+          <w:sz w:val="20"/>
+        </w:rPr>
+        <w:t xml:space="preserve">        </w:t>
+      </w:r>
+      <w:r>
+        <w:rPr>
+          <w:rFonts w:ascii="Courier New" w:hAnsi="Courier New"/>
+          <w:b w:val="false"/>
+          <w:sz w:val="20"/>
+        </w:rPr>
+        <w:t>d2 = np.maximum(d2, 1e-12)</w:t>
+      </w:r>
+    </w:p>
+    <w:p>
+      <w:pPr>
+        <w:pStyle w:val="Normal"/>
+        <w:jc w:val="left"/>
+        <w:rPr>
+          <w:rFonts w:ascii="Courier New" w:hAnsi="Courier New"/>
+          <w:b w:val="false"/>
+          <w:sz w:val="20"/>
+        </w:rPr>
+      </w:pPr>
+      <w:r>
+        <w:rPr>
+          <w:rFonts w:ascii="Courier New" w:hAnsi="Courier New"/>
+          <w:b w:val="false"/>
+          <w:sz w:val="20"/>
+        </w:rPr>
+        <w:t xml:space="preserve">        </w:t>
+      </w:r>
+      <w:r>
+        <w:rPr>
+          <w:rFonts w:ascii="Courier New" w:hAnsi="Courier New"/>
+          <w:b w:val="false"/>
+          <w:sz w:val="20"/>
+        </w:rPr>
+        <w:t>U_new = 1.0 / d2 ** (1.0 / (m - 1))</w:t>
+      </w:r>
+    </w:p>
+    <w:p>
+      <w:pPr>
+        <w:pStyle w:val="Normal"/>
+        <w:jc w:val="left"/>
+        <w:rPr>
+          <w:rFonts w:ascii="Courier New" w:hAnsi="Courier New"/>
+          <w:b w:val="false"/>
+          <w:sz w:val="20"/>
+        </w:rPr>
+      </w:pPr>
+      <w:r>
+        <w:rPr>
+          <w:rFonts w:ascii="Courier New" w:hAnsi="Courier New"/>
+          <w:b w:val="false"/>
+          <w:sz w:val="20"/>
+        </w:rPr>
+        <w:t xml:space="preserve">        </w:t>
+      </w:r>
+      <w:r>
+        <w:rPr>
+          <w:rFonts w:ascii="Courier New" w:hAnsi="Courier New"/>
+          <w:b w:val="false"/>
+          <w:sz w:val="20"/>
+        </w:rPr>
+        <w:t>U_new = U_new / U_new.sum(axis=1, keepdims=True)</w:t>
+      </w:r>
+    </w:p>
+    <w:p>
+      <w:pPr>
+        <w:pStyle w:val="Normal"/>
+        <w:jc w:val="left"/>
+        <w:rPr>
+          <w:rFonts w:ascii="Courier New" w:hAnsi="Courier New"/>
+          <w:b w:val="false"/>
+          <w:sz w:val="20"/>
+        </w:rPr>
+      </w:pPr>
+      <w:r>
+        <w:rPr>
+          <w:rFonts w:ascii="Courier New" w:hAnsi="Courier New"/>
+          <w:b w:val="false"/>
+          <w:sz w:val="20"/>
+        </w:rPr>
+      </w:r>
+    </w:p>
+    <w:p>
+      <w:pPr>
+        <w:pStyle w:val="Normal"/>
+        <w:jc w:val="left"/>
+        <w:rPr>
+          <w:rFonts w:ascii="Courier New" w:hAnsi="Courier New"/>
+          <w:b w:val="false"/>
+          <w:sz w:val="20"/>
+        </w:rPr>
+      </w:pPr>
+      <w:r>
+        <w:rPr>
+          <w:rFonts w:ascii="Courier New" w:hAnsi="Courier New"/>
+          <w:b w:val="false"/>
+          <w:sz w:val="20"/>
+        </w:rPr>
+        <w:t xml:space="preserve">        </w:t>
+      </w:r>
+      <w:r>
+        <w:rPr>
+          <w:rFonts w:ascii="Courier New" w:hAnsi="Courier New"/>
+          <w:b w:val="false"/>
+          <w:sz w:val="20"/>
+        </w:rPr>
+        <w:t>if np.abs(U_new - U).max() &lt; tol:</w:t>
+      </w:r>
+    </w:p>
+    <w:p>
+      <w:pPr>
+        <w:pStyle w:val="Normal"/>
+        <w:jc w:val="left"/>
+        <w:rPr>
+          <w:rFonts w:ascii="Courier New" w:hAnsi="Courier New"/>
+          <w:b w:val="false"/>
+          <w:sz w:val="20"/>
+        </w:rPr>
+      </w:pPr>
+      <w:r>
+        <w:rPr>
+          <w:rFonts w:ascii="Courier New" w:hAnsi="Courier New"/>
+          <w:b w:val="false"/>
+          <w:sz w:val="20"/>
+        </w:rPr>
+        <w:t xml:space="preserve">            </w:t>
+      </w:r>
+      <w:r>
+        <w:rPr>
+          <w:rFonts w:ascii="Courier New" w:hAnsi="Courier New"/>
+          <w:b w:val="false"/>
+          <w:sz w:val="20"/>
+        </w:rPr>
+        <w:t>U = U_new</w:t>
+      </w:r>
+    </w:p>
+    <w:p>
+      <w:pPr>
+        <w:pStyle w:val="Normal"/>
+        <w:jc w:val="left"/>
+        <w:rPr>
+          <w:rFonts w:ascii="Courier New" w:hAnsi="Courier New"/>
+          <w:b w:val="false"/>
+          <w:sz w:val="20"/>
+        </w:rPr>
+      </w:pPr>
+      <w:r>
+        <w:rPr>
+          <w:rFonts w:ascii="Courier New" w:hAnsi="Courier New"/>
+          <w:b w:val="false"/>
+          <w:sz w:val="20"/>
+        </w:rPr>
+        <w:t xml:space="preserve">            </w:t>
+      </w:r>
+      <w:r>
+        <w:rPr>
+          <w:rFonts w:ascii="Courier New" w:hAnsi="Courier New"/>
+          <w:b w:val="false"/>
+          <w:sz w:val="20"/>
+        </w:rPr>
+        <w:t>break</w:t>
+      </w:r>
+    </w:p>
+    <w:p>
+      <w:pPr>
+        <w:pStyle w:val="Normal"/>
+        <w:jc w:val="left"/>
+        <w:rPr>
+          <w:rFonts w:ascii="Courier New" w:hAnsi="Courier New"/>
+          <w:b w:val="false"/>
+          <w:sz w:val="20"/>
+        </w:rPr>
+      </w:pPr>
+      <w:r>
+        <w:rPr>
+          <w:rFonts w:ascii="Courier New" w:hAnsi="Courier New"/>
+          <w:b w:val="false"/>
+          <w:sz w:val="20"/>
+        </w:rPr>
+        <w:t xml:space="preserve">        </w:t>
+      </w:r>
+      <w:r>
+        <w:rPr>
+          <w:rFonts w:ascii="Courier New" w:hAnsi="Courier New"/>
+          <w:b w:val="false"/>
+          <w:sz w:val="20"/>
+        </w:rPr>
+        <w:t>U = U_new</w:t>
+      </w:r>
+    </w:p>
+    <w:p>
+      <w:pPr>
+        <w:pStyle w:val="Normal"/>
+        <w:jc w:val="left"/>
+        <w:rPr>
+          <w:rFonts w:ascii="Courier New" w:hAnsi="Courier New"/>
+          <w:b w:val="false"/>
+          <w:sz w:val="20"/>
+        </w:rPr>
+      </w:pPr>
+      <w:r>
+        <w:rPr>
+          <w:rFonts w:ascii="Courier New" w:hAnsi="Courier New"/>
+          <w:b w:val="false"/>
+          <w:sz w:val="20"/>
+        </w:rPr>
+      </w:r>
+    </w:p>
+    <w:p>
+      <w:pPr>
+        <w:pStyle w:val="Normal"/>
+        <w:jc w:val="left"/>
+        <w:rPr>
+          <w:rFonts w:ascii="Courier New" w:hAnsi="Courier New"/>
+          <w:b w:val="false"/>
+          <w:sz w:val="20"/>
+        </w:rPr>
+      </w:pPr>
+      <w:r>
+        <w:rPr>
+          <w:rFonts w:ascii="Courier New" w:hAnsi="Courier New"/>
+          <w:b w:val="false"/>
+          <w:sz w:val="20"/>
+        </w:rPr>
+        <w:t xml:space="preserve">    </w:t>
+      </w:r>
+      <w:r>
+        <w:rPr>
+          <w:rFonts w:ascii="Courier New" w:hAnsi="Courier New"/>
+          <w:b w:val="false"/>
+          <w:sz w:val="20"/>
+        </w:rPr>
+        <w:t>w = U ** m</w:t>
+      </w:r>
+    </w:p>
+    <w:p>
+      <w:pPr>
+        <w:pStyle w:val="Normal"/>
+        <w:jc w:val="left"/>
+        <w:rPr>
+          <w:rFonts w:ascii="Courier New" w:hAnsi="Courier New"/>
+          <w:b w:val="false"/>
+          <w:sz w:val="20"/>
+        </w:rPr>
+      </w:pPr>
+      <w:r>
+        <w:rPr>
+          <w:rFonts w:ascii="Courier New" w:hAnsi="Courier New"/>
+          <w:b w:val="false"/>
+          <w:sz w:val="20"/>
+        </w:rPr>
+        <w:t xml:space="preserve">    </w:t>
+      </w:r>
+      <w:r>
+        <w:rPr>
+          <w:rFonts w:ascii="Courier New" w:hAnsi="Courier New"/>
+          <w:b w:val="false"/>
+          <w:sz w:val="20"/>
+        </w:rPr>
+        <w:t>centers = (w.T @ X) / w.sum(axis=0)[:, None]</w:t>
+      </w:r>
+    </w:p>
+    <w:p>
+      <w:pPr>
+        <w:pStyle w:val="Normal"/>
+        <w:jc w:val="left"/>
+        <w:rPr>
+          <w:rFonts w:ascii="Courier New" w:hAnsi="Courier New"/>
+          <w:b w:val="false"/>
+          <w:sz w:val="20"/>
+        </w:rPr>
+      </w:pPr>
+      <w:r>
+        <w:rPr>
+          <w:rFonts w:ascii="Courier New" w:hAnsi="Courier New"/>
+          <w:b w:val="false"/>
+          <w:sz w:val="20"/>
+        </w:rPr>
+        <w:t xml:space="preserve">    </w:t>
+      </w:r>
+      <w:r>
+        <w:rPr>
+          <w:rFonts w:ascii="Courier New" w:hAnsi="Courier New"/>
+          <w:b w:val="false"/>
+          <w:sz w:val="20"/>
+        </w:rPr>
+        <w:t>return centers, U</w:t>
+      </w:r>
+    </w:p>
+    <w:p>
+      <w:pPr>
+        <w:pStyle w:val="Normal"/>
+        <w:jc w:val="left"/>
+        <w:rPr>
+          <w:rFonts w:ascii="Courier New" w:hAnsi="Courier New"/>
+          <w:b w:val="false"/>
+          <w:sz w:val="20"/>
+        </w:rPr>
+      </w:pPr>
+      <w:r>
+        <w:rPr>
+          <w:rFonts w:ascii="Courier New" w:hAnsi="Courier New"/>
+          <w:b w:val="false"/>
+          <w:sz w:val="20"/>
+        </w:rPr>
+      </w:r>
+    </w:p>
+    <w:p>
+      <w:pPr>
+        <w:pStyle w:val="Normal"/>
+        <w:jc w:val="left"/>
+        <w:rPr>
+          <w:rFonts w:ascii="Courier New" w:hAnsi="Courier New"/>
+          <w:b w:val="false"/>
+          <w:sz w:val="20"/>
+        </w:rPr>
+      </w:pPr>
+      <w:r>
+        <w:rPr>
+          <w:rFonts w:ascii="Courier New" w:hAnsi="Courier New"/>
+          <w:b w:val="false"/>
+          <w:sz w:val="20"/>
+        </w:rPr>
         <w:t>def draw_gist(ys, filename):</w:t>
       </w:r>
     </w:p>
@@ -4797,63 +5124,63 @@
           <w:b w:val="false"/>
           <w:sz w:val="20"/>
         </w:rPr>
-        <w:t>cntr, U, _, _, _, p, fpc = skfuzzy.cmeans(Xn.T, c=2, m=M, error=1e-4, maxiter=100, seed=SEED)</w:t>
-      </w:r>
-    </w:p>
-    <w:p>
-      <w:pPr>
-        <w:pStyle w:val="Normal"/>
-        <w:jc w:val="left"/>
-        <w:rPr>
-          <w:rFonts w:ascii="Courier New" w:hAnsi="Courier New"/>
-          <w:b w:val="false"/>
-          <w:sz w:val="20"/>
-        </w:rPr>
-      </w:pPr>
-      <w:r>
-        <w:rPr>
-          <w:rFonts w:ascii="Courier New" w:hAnsi="Courier New"/>
-          <w:b w:val="false"/>
-          <w:sz w:val="20"/>
-        </w:rPr>
-        <w:t>print(f"converged in {p} iters")</w:t>
-      </w:r>
-    </w:p>
-    <w:p>
-      <w:pPr>
-        <w:pStyle w:val="Normal"/>
-        <w:jc w:val="left"/>
-        <w:rPr>
-          <w:rFonts w:ascii="Courier New" w:hAnsi="Courier New"/>
-          <w:b w:val="false"/>
-          <w:sz w:val="20"/>
-        </w:rPr>
-      </w:pPr>
-      <w:r>
-        <w:rPr>
-          <w:rFonts w:ascii="Courier New" w:hAnsi="Courier New"/>
-          <w:b w:val="false"/>
-          <w:sz w:val="20"/>
-        </w:rPr>
-      </w:r>
-    </w:p>
-    <w:p>
-      <w:pPr>
-        <w:pStyle w:val="Normal"/>
-        <w:jc w:val="left"/>
-        <w:rPr>
-          <w:rFonts w:ascii="Courier New" w:hAnsi="Courier New"/>
-          <w:b w:val="false"/>
-          <w:sz w:val="20"/>
-        </w:rPr>
-      </w:pPr>
-      <w:r>
-        <w:rPr>
-          <w:rFonts w:ascii="Courier New" w:hAnsi="Courier New"/>
-          <w:b w:val="false"/>
-          <w:sz w:val="20"/>
-        </w:rPr>
-        <w:t>y_pred = U.argmax(axis=0)</w:t>
+        <w:t>centers, U = fcm(Xn, 2, M, 100, 1e-4, SEED)</w:t>
+      </w:r>
+    </w:p>
+    <w:p>
+      <w:pPr>
+        <w:pStyle w:val="Normal"/>
+        <w:jc w:val="left"/>
+        <w:rPr>
+          <w:rFonts w:ascii="Courier New" w:hAnsi="Courier New"/>
+          <w:b w:val="false"/>
+          <w:sz w:val="20"/>
+        </w:rPr>
+      </w:pPr>
+      <w:r>
+        <w:rPr>
+          <w:rFonts w:ascii="Courier New" w:hAnsi="Courier New"/>
+          <w:b w:val="false"/>
+          <w:sz w:val="20"/>
+        </w:rPr>
+        <w:t>fpc = float(np.mean(np.sum(U ** 2, axis=1)))</w:t>
+      </w:r>
+    </w:p>
+    <w:p>
+      <w:pPr>
+        <w:pStyle w:val="Normal"/>
+        <w:jc w:val="left"/>
+        <w:rPr>
+          <w:rFonts w:ascii="Courier New" w:hAnsi="Courier New"/>
+          <w:b w:val="false"/>
+          <w:sz w:val="20"/>
+        </w:rPr>
+      </w:pPr>
+      <w:r>
+        <w:rPr>
+          <w:rFonts w:ascii="Courier New" w:hAnsi="Courier New"/>
+          <w:b w:val="false"/>
+          <w:sz w:val="20"/>
+        </w:rPr>
+      </w:r>
+    </w:p>
+    <w:p>
+      <w:pPr>
+        <w:pStyle w:val="Normal"/>
+        <w:jc w:val="left"/>
+        <w:rPr>
+          <w:rFonts w:ascii="Courier New" w:hAnsi="Courier New"/>
+          <w:b w:val="false"/>
+          <w:sz w:val="20"/>
+        </w:rPr>
+      </w:pPr>
+      <w:r>
+        <w:rPr>
+          <w:rFonts w:ascii="Courier New" w:hAnsi="Courier New"/>
+          <w:b w:val="false"/>
+          <w:sz w:val="20"/>
+        </w:rPr>
+        <w:t>y_pred = U.argmax(axis=1)</w:t>
       </w:r>
     </w:p>
     <w:p>
@@ -5060,26 +5387,26 @@
           <w:b w:val="false"/>
           <w:sz w:val="20"/>
         </w:rPr>
-        <w:t>print(f"recall (бури): {recall:.3f}")</w:t>
-      </w:r>
-    </w:p>
-    <w:p>
-      <w:pPr>
-        <w:pStyle w:val="Normal"/>
-        <w:jc w:val="left"/>
-        <w:rPr>
-          <w:rFonts w:ascii="Courier New" w:hAnsi="Courier New"/>
-          <w:b w:val="false"/>
-          <w:sz w:val="20"/>
-        </w:rPr>
-      </w:pPr>
-      <w:r>
-        <w:rPr>
-          <w:rFonts w:ascii="Courier New" w:hAnsi="Courier New"/>
-          <w:b w:val="false"/>
-          <w:sz w:val="20"/>
-        </w:rPr>
-        <w:t>print(f"precision (бури): {precision:.3f}")</w:t>
+        <w:t>print(f"recall (спокойные): {recall:.3f}")</w:t>
+      </w:r>
+    </w:p>
+    <w:p>
+      <w:pPr>
+        <w:pStyle w:val="Normal"/>
+        <w:jc w:val="left"/>
+        <w:rPr>
+          <w:rFonts w:ascii="Courier New" w:hAnsi="Courier New"/>
+          <w:b w:val="false"/>
+          <w:sz w:val="20"/>
+        </w:rPr>
+      </w:pPr>
+      <w:r>
+        <w:rPr>
+          <w:rFonts w:ascii="Courier New" w:hAnsi="Courier New"/>
+          <w:b w:val="false"/>
+          <w:sz w:val="20"/>
+        </w:rPr>
+        <w:t>print(f"precision (спокойные): {precision:.3f}")</w:t>
       </w:r>
     </w:p>
     <w:p>
@@ -5135,6 +5462,399 @@
           <w:b w:val="false"/>
           <w:sz w:val="20"/>
         </w:rPr>
+        <w:t>fig, axes = plt.subplots(1, 2, figsize=(10, 5), sharex=True, sharey=True)</w:t>
+      </w:r>
+    </w:p>
+    <w:p>
+      <w:pPr>
+        <w:pStyle w:val="Normal"/>
+        <w:jc w:val="left"/>
+        <w:rPr>
+          <w:rFonts w:ascii="Courier New" w:hAnsi="Courier New"/>
+          <w:b w:val="false"/>
+          <w:sz w:val="20"/>
+        </w:rPr>
+      </w:pPr>
+      <w:r>
+        <w:rPr>
+          <w:rFonts w:ascii="Courier New" w:hAnsi="Courier New"/>
+          <w:b w:val="false"/>
+          <w:sz w:val="20"/>
+        </w:rPr>
+        <w:t>for ax, colors, title in [</w:t>
+      </w:r>
+    </w:p>
+    <w:p>
+      <w:pPr>
+        <w:pStyle w:val="Normal"/>
+        <w:jc w:val="left"/>
+        <w:rPr>
+          <w:rFonts w:ascii="Courier New" w:hAnsi="Courier New"/>
+          <w:b w:val="false"/>
+          <w:sz w:val="20"/>
+        </w:rPr>
+      </w:pPr>
+      <w:r>
+        <w:rPr>
+          <w:rFonts w:ascii="Courier New" w:hAnsi="Courier New"/>
+          <w:b w:val="false"/>
+          <w:sz w:val="20"/>
+        </w:rPr>
+        <w:t xml:space="preserve">    </w:t>
+      </w:r>
+      <w:r>
+        <w:rPr>
+          <w:rFonts w:ascii="Courier New" w:hAnsi="Courier New"/>
+          <w:b w:val="false"/>
+          <w:sz w:val="20"/>
+        </w:rPr>
+        <w:t>(axes[0], y, "Истинные классы"),</w:t>
+      </w:r>
+    </w:p>
+    <w:p>
+      <w:pPr>
+        <w:pStyle w:val="Normal"/>
+        <w:jc w:val="left"/>
+        <w:rPr>
+          <w:rFonts w:ascii="Courier New" w:hAnsi="Courier New"/>
+          <w:b w:val="false"/>
+          <w:sz w:val="20"/>
+        </w:rPr>
+      </w:pPr>
+      <w:r>
+        <w:rPr>
+          <w:rFonts w:ascii="Courier New" w:hAnsi="Courier New"/>
+          <w:b w:val="false"/>
+          <w:sz w:val="20"/>
+        </w:rPr>
+        <w:t xml:space="preserve">    </w:t>
+      </w:r>
+      <w:r>
+        <w:rPr>
+          <w:rFonts w:ascii="Courier New" w:hAnsi="Courier New"/>
+          <w:b w:val="false"/>
+          <w:sz w:val="20"/>
+        </w:rPr>
+        <w:t>(axes[1], y_pred, "Кластеры FCM"),</w:t>
+      </w:r>
+    </w:p>
+    <w:p>
+      <w:pPr>
+        <w:pStyle w:val="Normal"/>
+        <w:jc w:val="left"/>
+        <w:rPr>
+          <w:rFonts w:ascii="Courier New" w:hAnsi="Courier New"/>
+          <w:b w:val="false"/>
+          <w:sz w:val="20"/>
+        </w:rPr>
+      </w:pPr>
+      <w:r>
+        <w:rPr>
+          <w:rFonts w:ascii="Courier New" w:hAnsi="Courier New"/>
+          <w:b w:val="false"/>
+          <w:sz w:val="20"/>
+        </w:rPr>
+        <w:t>]:</w:t>
+      </w:r>
+    </w:p>
+    <w:p>
+      <w:pPr>
+        <w:pStyle w:val="Normal"/>
+        <w:jc w:val="left"/>
+        <w:rPr>
+          <w:rFonts w:ascii="Courier New" w:hAnsi="Courier New"/>
+          <w:b w:val="false"/>
+          <w:sz w:val="20"/>
+        </w:rPr>
+      </w:pPr>
+      <w:r>
+        <w:rPr>
+          <w:rFonts w:ascii="Courier New" w:hAnsi="Courier New"/>
+          <w:b w:val="false"/>
+          <w:sz w:val="20"/>
+        </w:rPr>
+        <w:t xml:space="preserve">    </w:t>
+      </w:r>
+      <w:r>
+        <w:rPr>
+          <w:rFonts w:ascii="Courier New" w:hAnsi="Courier New"/>
+          <w:b w:val="false"/>
+          <w:sz w:val="20"/>
+        </w:rPr>
+        <w:t>sc = ax.scatter(X[:, 0], X[:, 1], c=colors, cmap="viridis", s=20, alpha=0.5)</w:t>
+      </w:r>
+    </w:p>
+    <w:p>
+      <w:pPr>
+        <w:pStyle w:val="Normal"/>
+        <w:jc w:val="left"/>
+        <w:rPr>
+          <w:rFonts w:ascii="Courier New" w:hAnsi="Courier New"/>
+          <w:b w:val="false"/>
+          <w:sz w:val="20"/>
+        </w:rPr>
+      </w:pPr>
+      <w:r>
+        <w:rPr>
+          <w:rFonts w:ascii="Courier New" w:hAnsi="Courier New"/>
+          <w:b w:val="false"/>
+          <w:sz w:val="20"/>
+        </w:rPr>
+        <w:t xml:space="preserve">    </w:t>
+      </w:r>
+      <w:r>
+        <w:rPr>
+          <w:rFonts w:ascii="Courier New" w:hAnsi="Courier New"/>
+          <w:b w:val="false"/>
+          <w:sz w:val="20"/>
+        </w:rPr>
+        <w:t>ax.set_xlabel(FEATURE_NAMES[0])</w:t>
+      </w:r>
+    </w:p>
+    <w:p>
+      <w:pPr>
+        <w:pStyle w:val="Normal"/>
+        <w:jc w:val="left"/>
+        <w:rPr>
+          <w:rFonts w:ascii="Courier New" w:hAnsi="Courier New"/>
+          <w:b w:val="false"/>
+          <w:sz w:val="20"/>
+        </w:rPr>
+      </w:pPr>
+      <w:r>
+        <w:rPr>
+          <w:rFonts w:ascii="Courier New" w:hAnsi="Courier New"/>
+          <w:b w:val="false"/>
+          <w:sz w:val="20"/>
+        </w:rPr>
+        <w:t xml:space="preserve">    </w:t>
+      </w:r>
+      <w:r>
+        <w:rPr>
+          <w:rFonts w:ascii="Courier New" w:hAnsi="Courier New"/>
+          <w:b w:val="false"/>
+          <w:sz w:val="20"/>
+        </w:rPr>
+        <w:t>ax.set_ylabel(FEATURE_NAMES[1])</w:t>
+      </w:r>
+    </w:p>
+    <w:p>
+      <w:pPr>
+        <w:pStyle w:val="Normal"/>
+        <w:jc w:val="left"/>
+        <w:rPr>
+          <w:rFonts w:ascii="Courier New" w:hAnsi="Courier New"/>
+          <w:b w:val="false"/>
+          <w:sz w:val="20"/>
+        </w:rPr>
+      </w:pPr>
+      <w:r>
+        <w:rPr>
+          <w:rFonts w:ascii="Courier New" w:hAnsi="Courier New"/>
+          <w:b w:val="false"/>
+          <w:sz w:val="20"/>
+        </w:rPr>
+        <w:t xml:space="preserve">    </w:t>
+      </w:r>
+      <w:r>
+        <w:rPr>
+          <w:rFonts w:ascii="Courier New" w:hAnsi="Courier New"/>
+          <w:b w:val="false"/>
+          <w:sz w:val="20"/>
+        </w:rPr>
+        <w:t>ax.set_title(title)</w:t>
+      </w:r>
+    </w:p>
+    <w:p>
+      <w:pPr>
+        <w:pStyle w:val="Normal"/>
+        <w:jc w:val="left"/>
+        <w:rPr>
+          <w:rFonts w:ascii="Courier New" w:hAnsi="Courier New"/>
+          <w:b w:val="false"/>
+          <w:sz w:val="20"/>
+        </w:rPr>
+      </w:pPr>
+      <w:r>
+        <w:rPr>
+          <w:rFonts w:ascii="Courier New" w:hAnsi="Courier New"/>
+          <w:b w:val="false"/>
+          <w:sz w:val="20"/>
+        </w:rPr>
+        <w:t xml:space="preserve">    </w:t>
+      </w:r>
+      <w:r>
+        <w:rPr>
+          <w:rFonts w:ascii="Courier New" w:hAnsi="Courier New"/>
+          <w:b w:val="false"/>
+          <w:sz w:val="20"/>
+        </w:rPr>
+        <w:t>ax.grid(alpha=0.3)</w:t>
+      </w:r>
+    </w:p>
+    <w:p>
+      <w:pPr>
+        <w:pStyle w:val="Normal"/>
+        <w:jc w:val="left"/>
+        <w:rPr>
+          <w:rFonts w:ascii="Courier New" w:hAnsi="Courier New"/>
+          <w:b w:val="false"/>
+          <w:sz w:val="20"/>
+        </w:rPr>
+      </w:pPr>
+      <w:r>
+        <w:rPr>
+          <w:rFonts w:ascii="Courier New" w:hAnsi="Courier New"/>
+          <w:b w:val="false"/>
+          <w:sz w:val="20"/>
+        </w:rPr>
+      </w:r>
+    </w:p>
+    <w:p>
+      <w:pPr>
+        <w:pStyle w:val="Normal"/>
+        <w:jc w:val="left"/>
+        <w:rPr>
+          <w:rFonts w:ascii="Courier New" w:hAnsi="Courier New"/>
+          <w:b w:val="false"/>
+          <w:sz w:val="20"/>
+        </w:rPr>
+      </w:pPr>
+      <w:r>
+        <w:rPr>
+          <w:rFonts w:ascii="Courier New" w:hAnsi="Courier New"/>
+          <w:b w:val="false"/>
+          <w:sz w:val="20"/>
+        </w:rPr>
+        <w:t>fig.legend(handles=[Patch(color=plt.cm.viridis(0), label="класс/кластер 0 (спокойный)"),</w:t>
+      </w:r>
+    </w:p>
+    <w:p>
+      <w:pPr>
+        <w:pStyle w:val="Normal"/>
+        <w:jc w:val="left"/>
+        <w:rPr>
+          <w:rFonts w:ascii="Courier New" w:hAnsi="Courier New"/>
+          <w:b w:val="false"/>
+          <w:sz w:val="20"/>
+        </w:rPr>
+      </w:pPr>
+      <w:r>
+        <w:rPr>
+          <w:rFonts w:ascii="Courier New" w:hAnsi="Courier New"/>
+          <w:b w:val="false"/>
+          <w:sz w:val="20"/>
+        </w:rPr>
+        <w:t xml:space="preserve">                    </w:t>
+      </w:r>
+      <w:r>
+        <w:rPr>
+          <w:rFonts w:ascii="Courier New" w:hAnsi="Courier New"/>
+          <w:b w:val="false"/>
+          <w:sz w:val="20"/>
+        </w:rPr>
+        <w:t>Patch(color=plt.cm.viridis(0.99), label="класс/кластер 1 (буря)")],</w:t>
+      </w:r>
+    </w:p>
+    <w:p>
+      <w:pPr>
+        <w:pStyle w:val="Normal"/>
+        <w:jc w:val="left"/>
+        <w:rPr>
+          <w:rFonts w:ascii="Courier New" w:hAnsi="Courier New"/>
+          <w:b w:val="false"/>
+          <w:sz w:val="20"/>
+        </w:rPr>
+      </w:pPr>
+      <w:r>
+        <w:rPr>
+          <w:rFonts w:ascii="Courier New" w:hAnsi="Courier New"/>
+          <w:b w:val="false"/>
+          <w:sz w:val="20"/>
+        </w:rPr>
+        <w:t xml:space="preserve">           </w:t>
+      </w:r>
+      <w:r>
+        <w:rPr>
+          <w:rFonts w:ascii="Courier New" w:hAnsi="Courier New"/>
+          <w:b w:val="false"/>
+          <w:sz w:val="20"/>
+        </w:rPr>
+        <w:t>loc="upper center", ncol=2, fontsize=9)</w:t>
+      </w:r>
+    </w:p>
+    <w:p>
+      <w:pPr>
+        <w:pStyle w:val="Normal"/>
+        <w:jc w:val="left"/>
+        <w:rPr>
+          <w:rFonts w:ascii="Courier New" w:hAnsi="Courier New"/>
+          <w:b w:val="false"/>
+          <w:sz w:val="20"/>
+        </w:rPr>
+      </w:pPr>
+      <w:r>
+        <w:rPr>
+          <w:rFonts w:ascii="Courier New" w:hAnsi="Courier New"/>
+          <w:b w:val="false"/>
+          <w:sz w:val="20"/>
+        </w:rPr>
+        <w:t>fig.tight_layout(rect=(0, 0, 1, 0.94))</w:t>
+      </w:r>
+    </w:p>
+    <w:p>
+      <w:pPr>
+        <w:pStyle w:val="Normal"/>
+        <w:jc w:val="left"/>
+        <w:rPr>
+          <w:rFonts w:ascii="Courier New" w:hAnsi="Courier New"/>
+          <w:b w:val="false"/>
+          <w:sz w:val="20"/>
+        </w:rPr>
+      </w:pPr>
+      <w:r>
+        <w:rPr>
+          <w:rFonts w:ascii="Courier New" w:hAnsi="Courier New"/>
+          <w:b w:val="false"/>
+          <w:sz w:val="20"/>
+        </w:rPr>
+        <w:t>fig.savefig("img/fcm_clusters.png", dpi=150)</w:t>
+      </w:r>
+    </w:p>
+    <w:p>
+      <w:pPr>
+        <w:pStyle w:val="Normal"/>
+        <w:jc w:val="left"/>
+        <w:rPr>
+          <w:rFonts w:ascii="Courier New" w:hAnsi="Courier New"/>
+          <w:b w:val="false"/>
+          <w:sz w:val="20"/>
+        </w:rPr>
+      </w:pPr>
+      <w:r>
+        <w:rPr>
+          <w:rFonts w:ascii="Courier New" w:hAnsi="Courier New"/>
+          <w:b w:val="false"/>
+          <w:sz w:val="20"/>
+        </w:rPr>
+      </w:r>
+    </w:p>
+    <w:p>
+      <w:pPr>
+        <w:pStyle w:val="Normal"/>
+        <w:jc w:val="left"/>
+        <w:rPr>
+          <w:rFonts w:ascii="Courier New" w:hAnsi="Courier New"/>
+          <w:b w:val="false"/>
+          <w:sz w:val="20"/>
+        </w:rPr>
+      </w:pPr>
+      <w:r>
+        <w:rPr>
+          <w:rFonts w:ascii="Courier New" w:hAnsi="Courier New"/>
+          <w:b w:val="false"/>
+          <w:sz w:val="20"/>
+        </w:rPr>
         <w:t>draw_gist(y, "img/feat_hists.png")</w:t>
       </w:r>
     </w:p>
@@ -5158,12 +5878,12 @@
       </w:r>
     </w:p>
     <w:sectPr>
-      <w:headerReference w:type="even" r:id="rId4"/>
-      <w:headerReference w:type="default" r:id="rId5"/>
-      <w:headerReference w:type="first" r:id="rId6"/>
-      <w:footerReference w:type="even" r:id="rId7"/>
-      <w:footerReference w:type="default" r:id="rId8"/>
-      <w:footerReference w:type="first" r:id="rId9"/>
+      <w:headerReference w:type="even" r:id="rId5"/>
+      <w:headerReference w:type="default" r:id="rId6"/>
+      <w:headerReference w:type="first" r:id="rId7"/>
+      <w:footerReference w:type="even" r:id="rId8"/>
+      <w:footerReference w:type="default" r:id="rId9"/>
+      <w:footerReference w:type="first" r:id="rId10"/>
       <w:type w:val="nextPage"/>
       <w:pgSz w:w="11906" w:h="16838"/>
       <w:pgMar w:left="1701" w:right="567" w:gutter="0" w:header="425" w:top="1134" w:footer="709" w:bottom="1134"/>
@@ -5217,7 +5937,7 @@
     </w:r>
     <w:r>
       <w:rPr/>
-      <w:t>8</w:t>
+      <w:t>9</w:t>
     </w:r>
     <w:r>
       <w:rPr/>
@@ -6639,15 +7359,15 @@
     <w:qFormat/>
     <w:rPr/>
   </w:style>
+  <w:style w:type="character" w:styleId="Bullets">
+    <w:name w:val="Bullets"/>
+    <w:qFormat/>
+    <w:rPr>
+      <w:rFonts w:ascii="OpenSymbol" w:hAnsi="OpenSymbol" w:eastAsia="OpenSymbol" w:cs="OpenSymbol"/>
+    </w:rPr>
+  </w:style>
   <w:style w:type="character" w:styleId="Bulletsuser">
     <w:name w:val="Bullets (user)"/>
-    <w:qFormat/>
-    <w:rPr>
-      <w:rFonts w:ascii="OpenSymbol" w:hAnsi="OpenSymbol" w:eastAsia="OpenSymbol" w:cs="OpenSymbol"/>
-    </w:rPr>
-  </w:style>
-  <w:style w:type="character" w:styleId="Bullets">
-    <w:name w:val="Bullets"/>
     <w:qFormat/>
     <w:rPr>
       <w:rFonts w:ascii="OpenSymbol" w:hAnsi="OpenSymbol" w:eastAsia="OpenSymbol" w:cs="OpenSymbol"/>
